--- a/ESTRUCTURALS/TERMINI.docx
+++ b/ESTRUCTURALS/TERMINI.docx
@@ -2,25 +2,37 @@
 <file path=word/document.xml><?xml version="1.0" encoding="utf-8"?>
 <w:document xmlns:wpc="http://schemas.microsoft.com/office/word/2010/wordprocessingCanvas" xmlns:cx="http://schemas.microsoft.com/office/drawing/2014/chartex" xmlns:cx1="http://schemas.microsoft.com/office/drawing/2015/9/8/chartex" xmlns:mc="http://schemas.openxmlformats.org/markup-compatibility/2006" xmlns:o="urn:schemas-microsoft-com:office:office" xmlns:r="http://schemas.openxmlformats.org/officeDocument/2006/relationships" xmlns:m="http://schemas.openxmlformats.org/officeDocument/2006/math" xmlns:v="urn:schemas-microsoft-com:vml" xmlns:wp14="http://schemas.microsoft.com/office/word/2010/wordprocessingDrawing" xmlns:wp="http://schemas.openxmlformats.org/drawingml/2006/wordprocessingDrawing" xmlns:w10="urn:schemas-microsoft-com:office:word" xmlns:w="http://schemas.openxmlformats.org/wordprocessingml/2006/main" xmlns:w14="http://schemas.microsoft.com/office/word/2010/wordml" xmlns:w15="http://schemas.microsoft.com/office/word/2012/wordml" xmlns:w16se="http://schemas.microsoft.com/office/word/2015/wordml/symex" xmlns:wpg="http://schemas.microsoft.com/office/word/2010/wordprocessingGroup" xmlns:wpi="http://schemas.microsoft.com/office/word/2010/wordprocessingInk" xmlns:wne="http://schemas.microsoft.com/office/word/2006/wordml" xmlns:wps="http://schemas.microsoft.com/office/word/2010/wordprocessingShape" mc:Ignorable="w14 w15 w16se wp14">
   <w:body>
+    <w:p/>
     <w:p>
       <w:pPr>
-        <w:pStyle w:val="Ttulo1"/>
+        <w:spacing w:after="0"/>
       </w:pPr>
-      <w:r>
-        <w:t>Catàleg TERMINI</w:t>
-      </w:r>
-    </w:p>
-    <w:p>
       <w:r>
         <w:t>S’informa que, segons l’article 43 de la LLEI 18/2020, del 28 de desembre, de facilitació de l'activitat econòmica:</w:t>
       </w:r>
     </w:p>
     <w:p>
+      <w:pPr>
+        <w:spacing w:after="0"/>
+      </w:pPr>
+    </w:p>
+    <w:p>
+      <w:pPr>
+        <w:spacing w:after="0"/>
+      </w:pPr>
       <w:r>
         <w:t>S’informa que, segons l’article 43 de la LLEI 18/2020, del 28 de desembre, de facilitació de l'activitat econòmica:</w:t>
       </w:r>
     </w:p>
     <w:p>
+      <w:pPr>
+        <w:spacing w:after="0"/>
+      </w:pPr>
+    </w:p>
+    <w:p>
+      <w:pPr>
+        <w:spacing w:after="0"/>
+      </w:pPr>
       <w:r>
         <w:rPr>
           <w:i/>
@@ -28,16 +40,21 @@
         <w:t>3. La persona interessada té un termini d’un mes per a esmenar els defectes. Aquest termini, d’ofici o a sol·licitud de la persona interessada, és ampliable fins a un termini de tres mesos, sempre que estigui justificat raonadament per la complexitat de les actuacions que s’han de dur a terme per a esmenar les deficiències o per a complir els requisits exigits per la normativa sectorial aplicable, sens perjudici del dret de presentar al·legacions en el termini de quinze dies a comptar de la notificació.</w:t>
       </w:r>
     </w:p>
-    <w:p/>
     <w:p>
+      <w:pPr>
+        <w:spacing w:after="0"/>
+      </w:pPr>
+    </w:p>
+    <w:p>
+      <w:pPr>
+        <w:spacing w:after="0"/>
+      </w:pPr>
       <w:r>
         <w:rPr>
           <w:i/>
         </w:rPr>
-        <w:t>Vista generada automàticament des de TERMINI.json el 28/07/2026 14:49. No l'editis: els canvis es fan des de l'editor de catàlegs del programa.</w:t>
+        <w:t>Vista generada automàticament des de TERMINI.json el 28/07/2026 15:05. No l'editis: els canvis es fan des de l'editor de catàlegs del programa.</w:t>
       </w:r>
-    </w:p>
-    <w:p>
       <w:bookmarkStart w:id="0" w:name="_GoBack"/>
       <w:bookmarkEnd w:id="0"/>
     </w:p>
@@ -448,27 +465,6 @@
       <w:lang w:val="ca-ES"/>
     </w:rPr>
   </w:style>
-  <w:style w:type="paragraph" w:styleId="Ttulo1">
-    <w:name w:val="heading 1"/>
-    <w:basedOn w:val="Normal"/>
-    <w:next w:val="Normal"/>
-    <w:link w:val="Ttulo1Car"/>
-    <w:uiPriority w:val="9"/>
-    <w:qFormat/>
-    <w:rsid w:val="00406B2F"/>
-    <w:pPr>
-      <w:keepNext/>
-      <w:keepLines/>
-      <w:spacing w:before="240" w:after="0"/>
-      <w:outlineLvl w:val="0"/>
-    </w:pPr>
-    <w:rPr>
-      <w:rFonts w:asciiTheme="majorHAnsi" w:eastAsiaTheme="majorEastAsia" w:hAnsiTheme="majorHAnsi" w:cstheme="majorBidi"/>
-      <w:color w:val="2E74B5" w:themeColor="accent1" w:themeShade="BF"/>
-      <w:sz w:val="32"/>
-      <w:szCs w:val="32"/>
-    </w:rPr>
-  </w:style>
   <w:style w:type="character" w:default="1" w:styleId="Fuentedeprrafopredeter">
     <w:name w:val="Default Paragraph Font"/>
     <w:uiPriority w:val="1"/>
@@ -495,20 +491,6 @@
     <w:uiPriority w:val="99"/>
     <w:semiHidden/>
     <w:unhideWhenUsed/>
-  </w:style>
-  <w:style w:type="character" w:customStyle="1" w:styleId="Ttulo1Car">
-    <w:name w:val="Título 1 Car"/>
-    <w:basedOn w:val="Fuentedeprrafopredeter"/>
-    <w:link w:val="Ttulo1"/>
-    <w:uiPriority w:val="9"/>
-    <w:rsid w:val="00406B2F"/>
-    <w:rPr>
-      <w:rFonts w:asciiTheme="majorHAnsi" w:eastAsiaTheme="majorEastAsia" w:hAnsiTheme="majorHAnsi" w:cstheme="majorBidi"/>
-      <w:color w:val="2E74B5" w:themeColor="accent1" w:themeShade="BF"/>
-      <w:sz w:val="32"/>
-      <w:szCs w:val="32"/>
-      <w:lang w:val="ca-ES"/>
-    </w:rPr>
   </w:style>
 </w:styles>
 </file>

--- a/ESTRUCTURALS/TERMINI.docx
+++ b/ESTRUCTURALS/TERMINI.docx
@@ -53,7 +53,7 @@
         <w:rPr>
           <w:i/>
         </w:rPr>
-        <w:t>Vista generada automàticament des de TERMINI.json el 28/07/2026 15:05. No l'editis: els canvis es fan des de l'editor de catàlegs del programa.</w:t>
+        <w:t>Vista generada automàticament des de TERMINI.json el 28/07/2026 15:08. No l'editis: els canvis es fan des de l'editor de catàlegs del programa.</w:t>
       </w:r>
       <w:bookmarkStart w:id="0" w:name="_GoBack"/>
       <w:bookmarkEnd w:id="0"/>

--- a/ESTRUCTURALS/TERMINI.docx
+++ b/ESTRUCTURALS/TERMINI.docx
@@ -29,7 +29,7 @@
         <w:rPr>
           <w:i/>
         </w:rPr>
-        <w:t>Vista generada automàticament des de TERMINI.json el 28/07/2026 15:17. No l'editis: els canvis es fan des de l'editor de catàlegs del programa.</w:t>
+        <w:t>Vista generada automàticament des de TERMINI.json el 29/07/2026 10:22. No l'editis: els canvis es fan des de l'editor de catàlegs del programa.</w:t>
       </w:r>
       <w:bookmarkStart w:id="0" w:name="_GoBack"/>
       <w:bookmarkEnd w:id="0"/>

--- a/ESTRUCTURALS/TERMINI.docx
+++ b/ESTRUCTURALS/TERMINI.docx
@@ -29,7 +29,7 @@
         <w:rPr>
           <w:i/>
         </w:rPr>
-        <w:t>Vista generada automàticament des de TERMINI.json el 29/07/2026 10:22. No l'editis: els canvis es fan des de l'editor de catàlegs del programa.</w:t>
+        <w:t>Vista generada automàticament des de TERMINI.json el 29/07/2026 11:08. No l'editis: els canvis es fan des de l'editor de catàlegs del programa.</w:t>
       </w:r>
       <w:bookmarkStart w:id="0" w:name="_GoBack"/>
       <w:bookmarkEnd w:id="0"/>
